--- a/src/Layers/W1/BaseApp/Sales/Document/StandardSalesProFormaInv.docx
+++ b/src/Layers/W1/BaseApp/Sales/Document/StandardSalesProFormaInv.docx
@@ -7124,265 +7124,176 @@
 </a:theme>
 </file>
 
-<file path=customXML/item3.xml>��< ? x m l   v e r s i o n = " 1 . 0 "   e n c o d i n g = " u t f - 1 6 " ? > - 
- < N a v W o r d R e p o r t X m l P a r t   x m l n s = " u r n : m i c r o s o f t - d y n a m i c s - n a v / r e p o r t s / S t a n d a r d _ S a l e s _ P r o _ F o r m a _ I n v / 1 3 0 2 / " > - 
-     < B C R e p o r t I n f o r m a t i o n > - 
-         < R e p o r t M e t a d a t a > - 
-             < E x t e n s i o n I d > E x t e n s i o n   I D < / E x t e n s i o n I d > - 
-             < E x t e n s i o n N a m e > E x t e n s i o n   N a m e < / E x t e n s i o n N a m e > - 
-             < E x t e n s i o n P u b l i s h e r > E x t e n s i o n   P u b l i s h e r < / E x t e n s i o n P u b l i s h e r > - 
-             < E x t e n s i o n V e r s i o n > E x t e n s i o n   V e r s i o n < / E x t e n s i o n V e r s i o n > - 
-             < R e p o r t I d > R e p o r t   I D < / R e p o r t I d > - 
-             < R e p o r t N a m e > R e p o r t   N a m e < / R e p o r t N a m e > - 
-             < A b o u t T h i s R e p o r t T i t l e > A b o u t   T h i s   R e p o r t   T i t l e < / A b o u t T h i s R e p o r t T i t l e > - 
-             < A b o u t T h i s R e p o r t T e x t > A b o u t   T h i s   R e p o r t   T e x t < / A b o u t T h i s R e p o r t T e x t > - 
-             < R e p o r t H e l p L i n k > R e p o r t   H e l p   L i n k < / R e p o r t H e l p L i n k > - 
-         < / R e p o r t M e t a d a t a > - 
-         < R e p o r t R e q u e s t > - 
-             < T e n a n t E n t r a I d > T e n a n t   E n t r a   I d < / T e n a n t E n t r a I d > - 
-             < E n v i r o n m e n t N a m e > E n v i r o n m e n t   N a m e < / E n v i r o n m e n t N a m e > - 
-             < E n v i r o n m e n t T y p e > E n v i r o n m e n t   T y p e < / E n v i r o n m e n t T y p e > - 
-             < C o m p a n y N a m e > C o m p a n y   N a m e < / C o m p a n y N a m e > - 
-             < C o m p a n y D i s p l a y N a m e > C o m p a n y   D i s p l a y   N a m e < / C o m p a n y D i s p l a y N a m e > - 
-             < C o m p a n y I d > C o m p a n y   I D < / C o m p a n y I d > - 
-             < U s e r N a m e > U s e r   N a m e < / U s e r N a m e > - 
-             < D a t e A n d T i m e > D a t e   a n d   T i m e < / D a t e A n d T i m e > - 
-             < L a n g u a g e > L a n g u a g e < / L a n g u a g e > - 
-             < F o r m a t R e g i o n > F o r m a t   R e g i o n < / F o r m a t R e g i o n > - 
-             < D a t e T i m e V a l u e s > - 
-                 < Y e a r > Y e a r < / Y e a r > - 
-                 < M o n t h N u m b e r > M o n t h   N u m b e r < / M o n t h N u m b e r > - 
-                 < D a y N u m b e r > D a y   N u m b e r < / D a y N u m b e r > - 
-                 < H o u r > H o u r < / H o u r > - 
-                 < M i n u t e > M i n u t e < / M i n u t e > - 
-             < / D a t e T i m e V a l u e s > - 
-         < / R e p o r t R e q u e s t > - 
-     < / B C R e p o r t I n f o r m a t i o n > - 
-     < H e a d e r > - 
-         < A m o u n t L b l > A m o u n t L b l < / A m o u n t L b l > - 
-         < B i l l T o C o n t a c t E m a i l > B i l l T o C o n t a c t E m a i l < / B i l l T o C o n t a c t E m a i l > - 
-         < B i l l T o C o n t a c t E m a i l L b l > B i l l T o C o n t a c t E m a i l L b l < / B i l l T o C o n t a c t E m a i l L b l > - 
-         < B i l l T o C o n t a c t M o b i l e P h o n e N o > B i l l T o C o n t a c t M o b i l e P h o n e N o < / B i l l T o C o n t a c t M o b i l e P h o n e N o > - 
-         < B i l l T o C o n t a c t M o b i l e P h o n e N o L b l > B i l l T o C o n t a c t M o b i l e P h o n e N o L b l < / B i l l T o C o n t a c t M o b i l e P h o n e N o L b l > - 
-         < B i l l T o C o n t a c t P h o n e N o > B i l l T o C o n t a c t P h o n e N o < / B i l l T o C o n t a c t P h o n e N o > - 
-         < B i l l T o C o n t a c t P h o n e N o L b l > B i l l T o C o n t a c t P h o n e N o L b l < / B i l l T o C o n t a c t P h o n e N o L b l > - 
-         < C o m p a n y A d d r e s s 1 > C o m p a n y A d d r e s s 1 < / C o m p a n y A d d r e s s 1 > - 
-         < C o m p a n y A d d r e s s 2 > C o m p a n y A d d r e s s 2 < / C o m p a n y A d d r e s s 2 > - 
-         < C o m p a n y A d d r e s s 3 > C o m p a n y A d d r e s s 3 < / C o m p a n y A d d r e s s 3 > - 
-         < C o m p a n y A d d r e s s 4 > C o m p a n y A d d r e s s 4 < / C o m p a n y A d d r e s s 4 > - 
-         < C o m p a n y A d d r e s s 5 > C o m p a n y A d d r e s s 5 < / C o m p a n y A d d r e s s 5 > - 
-         < C o m p a n y A d d r e s s 6 > C o m p a n y A d d r e s s 6 < / C o m p a n y A d d r e s s 6 > - 
-         < C o m p a n y A d d r e s s 7 > C o m p a n y A d d r e s s 7 < / C o m p a n y A d d r e s s 7 > - 
-         < C o m p a n y A d d r e s s 8 > C o m p a n y A d d r e s s 8 < / C o m p a n y A d d r e s s 8 > - 
-         < C o m p a n y E M a i l > C o m p a n y E M a i l < / C o m p a n y E M a i l > - 
-         < C o m p a n y H o m e P a g e > C o m p a n y H o m e P a g e < / C o m p a n y H o m e P a g e > - 
-         < C o m p a n y L e g a l O f f i c e > C o m p a n y L e g a l O f f i c e < / C o m p a n y L e g a l O f f i c e > - 
-         < C o m p a n y L e g a l O f f i c e L b l > C o m p a n y L e g a l O f f i c e L b l < / C o m p a n y L e g a l O f f i c e L b l > - 
-         < C o m p a n y P h o n e N o > C o m p a n y P h o n e N o < / C o m p a n y P h o n e N o > - 
-         < C o m p a n y P h o n e N o L b l > C o m p a n y P h o n e N o L b l < / C o m p a n y P h o n e N o L b l > - 
-         < C o m p a n y P i c t u r e   / > - 
-         < C o m p a n y V A T R e g N o > C o m p a n y V A T R e g N o < / C o m p a n y V A T R e g N o > - 
-         < C o u n t r y O f M a n u f a c t u c t u r e L b l > C o u n t r y O f M a n u f a c t u c t u r e L b l < / C o u n t r y O f M a n u f a c t u c t u r e L b l > - 
-         < C u r r e n c y > C u r r e n c y < / C u r r e n c y > - 
-         < C u r r e n c y L b l > C u r r e n c y L b l < / C u r r e n c y L b l > - 
-         < C u s t o m e r A d d r e s s 1 > C u s t o m e r A d d r e s s 1 < / C u s t o m e r A d d r e s s 1 > - 
-         < C u s t o m e r A d d r e s s 2 > C u s t o m e r A d d r e s s 2 < / C u s t o m e r A d d r e s s 2 > - 
-         < C u s t o m e r A d d r e s s 3 > C u s t o m e r A d d r e s s 3 < / C u s t o m e r A d d r e s s 3 > - 
-         < C u s t o m e r A d d r e s s 4 > C u s t o m e r A d d r e s s 4 < / C u s t o m e r A d d r e s s 4 > - 
-         < C u s t o m e r A d d r e s s 5 > C u s t o m e r A d d r e s s 5 < / C u s t o m e r A d d r e s s 5 > - 
-         < C u s t o m e r A d d r e s s 6 > C u s t o m e r A d d r e s s 6 < / C u s t o m e r A d d r e s s 6 > - 
-         < C u s t o m e r A d d r e s s 7 > C u s t o m e r A d d r e s s 7 < / C u s t o m e r A d d r e s s 7 > - 
-         < C u s t o m e r A d d r e s s 8 > C u s t o m e r A d d r e s s 8 < / C u s t o m e r A d d r e s s 8 > - 
-         < C u s t o m e r V A T R e g i s t r a t i o n N o L b l > C u s t o m e r V A T R e g i s t r a t i o n N o L b l < / C u s t o m e r V A T R e g i s t r a t i o n N o L b l > - 
-         < C u s t o m e r V A T R e g N o > C u s t o m e r V A T R e g N o < / C u s t o m e r V A T R e g N o > - 
-         < D e c l a r t i o n L b l > D e c l a r t i o n L b l < / D e c l a r t i o n L b l > - 
-         < D o c u m e n t D a t e > D o c u m e n t D a t e < / D o c u m e n t D a t e > - 
-         < D o c u m e n t N o > D o c u m e n t N o < / D o c u m e n t N o > - 
-         < D o c u m e n t T i t l e L b l > D o c u m e n t T i t l e L b l < / D o c u m e n t T i t l e L b l > - 
-         < E M a i l L b l > E M a i l L b l < / E M a i l L b l > - 
-         < E x t e r n a l D o c u m e n t N o > E x t e r n a l D o c u m e n t N o < / E x t e r n a l D o c u m e n t N o > - 
-         < E x t e r n a l D o c u m e n t N o L b l > E x t e r n a l D o c u m e n t N o L b l < / E x t e r n a l D o c u m e n t N o L b l > - 
-         < H o m e P a g e L b l > H o m e P a g e L b l < / H o m e P a g e L b l > - 
-         < I t e m L b l > I t e m L b l < / I t e m L b l > - 
-         < N e t W e i g h t L b l > N e t W e i g h t L b l < / N e t W e i g h t L b l > - 
-         < P a g e L b l > P a g e L b l < / P a g e L b l > - 
-         < Q u a n t i t y L b l > Q u a n t i t y L b l < / Q u a n t i t y L b l > - 
-         < S a l e s P e r s o n L b l > S a l e s P e r s o n L b l < / S a l e s P e r s o n L b l > - 
-         < S a l e s P e r s o n N a m e > S a l e s P e r s o n N a m e < / S a l e s P e r s o n N a m e > - 
-         < S e l l T o C o n t a c t E m a i l > S e l l T o C o n t a c t E m a i l < / S e l l T o C o n t a c t E m a i l > - 
-         < S e l l T o C o n t a c t E m a i l L b l > S e l l T o C o n t a c t E m a i l L b l < / S e l l T o C o n t a c t E m a i l L b l > - 
-         < S e l l T o C o n t a c t M o b i l e P h o n e N o > S e l l T o C o n t a c t M o b i l e P h o n e N o < / S e l l T o C o n t a c t M o b i l e P h o n e N o > - 
-         < S e l l T o C o n t a c t M o b i l e P h o n e N o L b l > S e l l T o C o n t a c t M o b i l e P h o n e N o L b l < / S e l l T o C o n t a c t M o b i l e P h o n e N o L b l > - 
-         < S e l l T o C o n t a c t P h o n e N o > S e l l T o C o n t a c t P h o n e N o < / S e l l T o C o n t a c t P h o n e N o > - 
-         < S e l l T o C o n t a c t P h o n e N o L b l > S e l l T o C o n t a c t P h o n e N o L b l < / S e l l T o C o n t a c t P h o n e N o L b l > - 
-         < S h i p m e n t M e t h o d D e s c r i p t i o n > S h i p m e n t M e t h o d D e s c r i p t i o n < / S h i p m e n t M e t h o d D e s c r i p t i o n > - 
-         < S h i p m e n t M e t h o d D e s c r i p t i o n L b l > S h i p m e n t M e t h o d D e s c r i p t i o n L b l < / S h i p m e n t M e t h o d D e s c r i p t i o n L b l > - 
-         < S h o w W o r k D e s c r i p t i o n > S h o w W o r k D e s c r i p t i o n < / S h o w W o r k D e s c r i p t i o n > - 
-         < S i g n a t u r e L b l > S i g n a t u r e L b l < / S i g n a t u r e L b l > - 
-         < S i g n a t u r e N a m e L b l > S i g n a t u r e N a m e L b l < / S i g n a t u r e N a m e L b l > - 
-         < S i g n a t u r e P o s i t i o n L b l > S i g n a t u r e P o s i t i o n L b l < / S i g n a t u r e P o s i t i o n L b l > - 
-         < T a r i f f L b l > T a r i f f L b l < / T a r i f f L b l > - 
-         < T o t a l A m o u n t I n c l V A T L b l > T o t a l A m o u n t I n c l V A T L b l < / T o t a l A m o u n t I n c l V A T L b l > - 
-         < T o t a l A m o u n t L b l > T o t a l A m o u n t L b l < / T o t a l A m o u n t L b l > - 
-         < T o t a l W e i g h t L b l > T o t a l W e i g h t L b l < / T o t a l W e i g h t L b l > - 
-         < U n i t P r i c e L b l > U n i t P r i c e L b l < / U n i t P r i c e L b l > - 
-         < V A T A m o u n t L b l > V A T A m o u n t L b l < / V A T A m o u n t L b l > - 
-         < V A T P c t L b l > V A T P c t L b l < / V A T P c t L b l > - 
-         < V A T R e g N o L b l > V A T R e g N o L b l < / V A T R e g N o L b l > - 
-         < Y o u r R e f e r e n c e > Y o u r R e f e r e n c e < / Y o u r R e f e r e n c e > - 
-         < Y o u r R e f e r e n c e L b l > Y o u r R e f e r e n c e L b l < / Y o u r R e f e r e n c e L b l > - 
-         < L i n e > - 
-             < C o u n t r y O f M a n u f a c t u r i n g > C o u n t r y O f M a n u f a c t u r i n g < / C o u n t r y O f M a n u f a c t u r i n g > - 
-             < I t e m D e s c r i p t i o n > I t e m D e s c r i p t i o n < / I t e m D e s c r i p t i o n > - 
-             < L i n e A m o u n t > L i n e A m o u n t < / L i n e A m o u n t > - 
-             < N e t W e i g h t > N e t W e i g h t < / N e t W e i g h t > - 
-             < P r i c e > P r i c e < / P r i c e > - 
-             < Q u a n t i t y > Q u a n t i t y < / Q u a n t i t y > - 
-             < T a r i f f > T a r i f f < / T a r i f f > - 
-             < V A T A m o u n t > V A T A m o u n t < / V A T A m o u n t > - 
-             < V A T P c t > V A T P c t < / V A T P c t > - 
-         < / L i n e > - 
-         < W o r k D e s c r i p t i o n L i n e s > - 
-             < W o r k D e s c r i p t i o n L i n e > W o r k D e s c r i p t i o n L i n e < / W o r k D e s c r i p t i o n L i n e > - 
-             < W o r k D e s c r i p t i o n L i n e N u m b e r > W o r k D e s c r i p t i o n L i n e N u m b e r < / W o r k D e s c r i p t i o n L i n e N u m b e r > - 
-         < / W o r k D e s c r i p t i o n L i n e s > - 
-         < T o t a l s > - 
-             < T o t a l A m o u n t I n c l V A T > T o t a l A m o u n t I n c l V A T < / T o t a l A m o u n t I n c l V A T > - 
-             < T o t a l V a l u e > T o t a l V a l u e < / T o t a l V a l u e > - 
-             < T o t a l V A T A m o u n t > T o t a l V A T A m o u n t < / T o t a l V A T A m o u n t > - 
-             < T o t a l W e i g h t > T o t a l W e i g h t < / T o t a l W e i g h t > - 
-         < / T o t a l s > - 
-     < / H e a d e r > - 
- < / N a v W o r d R e p o r t X m l P a r t > 
+<file path=customXML/item3.xml><?xml version="1.0" encoding="utf-8"?>
+<NavWordReportXmlPart xmlns="urn:microsoft-dynamics-nav/reports/Standard_Sales_Pro_Forma_Inv/1302/">
+  <BCReportInformation>
+    <ReportMetadata>
+      <ExtensionId>Extension ID</ExtensionId>
+      <ExtensionName>Extension Name</ExtensionName>
+      <ExtensionPublisher>Extension Publisher</ExtensionPublisher>
+      <ExtensionVersion>Extension Version</ExtensionVersion>
+      <ReportId>Report ID</ReportId>
+      <ReportName>Report Name</ReportName>
+      <AboutThisReportTitle>About This Report Title</AboutThisReportTitle>
+      <AboutThisReportText>About This Report Text</AboutThisReportText>
+      <ReportHelpLink>Report Help Link</ReportHelpLink>
+      <ReportCaption>Report Caption</ReportCaption>
+    </ReportMetadata>
+    <ReportRequest>
+      <TenantEntraId>Tenant Entra Id</TenantEntraId>
+      <EnvironmentName>Environment Name</EnvironmentName>
+      <EnvironmentType>Environment Type</EnvironmentType>
+      <CompanyName>Company Name</CompanyName>
+      <CompanyDisplayName>Company Display Name</CompanyDisplayName>
+      <CompanyId>Company ID</CompanyId>
+      <UserName>User Name</UserName>
+      <DateAndTime>Date and Time</DateAndTime>
+      <Language>Language</Language>
+      <FormatRegion>Format Region</FormatRegion>
+      <DateTimeValues>
+        <Year>Year</Year>
+        <MonthNumber>Month Number</MonthNumber>
+        <DayNumber>Day Number</DayNumber>
+        <Hour>Hour</Hour>
+        <Minute>Minute</Minute>
+      </DateTimeValues>
+    </ReportRequest>
+    <CompanyMetadata>
+      <CompanyName>Company Name</CompanyName>
+      <CompanyDisplayName>Company Display Name</CompanyDisplayName>
+      <CompanyAddressLines>
+        <CompanyAddressLine1>Company Address Line 1</CompanyAddressLine1>
+        <CompanyAddressLine2>Company Address Line 2</CompanyAddressLine2>
+        <CompanyAddressLine3>Company Address Line 3</CompanyAddressLine3>
+        <CompanyAddressLine4>Company Address Line 4</CompanyAddressLine4>
+        <CompanyAddressLine5>Company Address Line 5</CompanyAddressLine5>
+        <CompanyAddressLine6>Company Address Line 6</CompanyAddressLine6>
+        <CompanyAddressLine7>Company Address Line 7</CompanyAddressLine7>
+        <CompanyAddressLine8>Company Address Line 8</CompanyAddressLine8>
+      </CompanyAddressLines>
+      <CompanyPhone>Company Phone</CompanyPhone>
+      <CompanyPhoneCaption>Company Phone Caption</CompanyPhoneCaption>
+      <CompanyFaxNo>Company Fax No.</CompanyFaxNo>
+      <CompanyFaxNoCaption>Company Fax No. Caption</CompanyFaxNoCaption>
+      <CompanyEmail>Company Email</CompanyEmail>
+      <CompanyEmailCaption>Company Email Caption</CompanyEmailCaption>
+      <CompanyHomePage>Company Home Page</CompanyHomePage>
+      <CompanyHomePageCaption>Company Home Page Caption</CompanyHomePageCaption>
+      <CompanyLogo>Company Logo</CompanyLogo>
+      <CompanyVATRegistrationNo>Company VAT Registration No.</CompanyVATRegistrationNo>
+      <CompanyVATRegistrationNoCaption>Company VAT Registration No. Caption</CompanyVATRegistrationNoCaption>
+      <CompanyRegistrationNo>Company Registration No.</CompanyRegistrationNo>
+      <CompanyRegistrationNoCaption>Company Registration No. Caption</CompanyRegistrationNoCaption>
+      <CompanyBankName>Company Bank Name</CompanyBankName>
+      <CompanyBankNameCaption>Company Bank Name Caption</CompanyBankNameCaption>
+      <CompanyBankAccountNo>Company Bank Account No.</CompanyBankAccountNo>
+      <CompanyBankAccountNoCaption>Company Bank Account No. Caption</CompanyBankAccountNoCaption>
+      <CompanyBankBranchNo>Company Bank Branch No.</CompanyBankBranchNo>
+      <CompanyBankBranchNoCaption>Company Bank Branch No. Caption</CompanyBankBranchNoCaption>
+      <CompanyIBAN>Company IBAN</CompanyIBAN>
+      <CompanyIBANCaption>Company IBAN Caption</CompanyIBANCaption>
+      <CompanyBankSWIFT>Company Bank SWIFT</CompanyBankSWIFT>
+      <CompanyBankSWIFTCaption>Company Bank SWIFT Caption</CompanyBankSWIFTCaption>
+      <CompanyGiroNo>Company Giro No.</CompanyGiroNo>
+      <CompanyGiroNoCaption>Company Giro No. Caption</CompanyGiroNoCaption>
+    </CompanyMetadata>
+  </BCReportInformation>
+  <Header>
+    <AmountLbl>AmountLbl</AmountLbl>
+    <BillToContactEmail>BillToContactEmail</BillToContactEmail>
+    <BillToContactEmailLbl>BillToContactEmailLbl</BillToContactEmailLbl>
+    <BillToContactMobilePhoneNo>BillToContactMobilePhoneNo</BillToContactMobilePhoneNo>
+    <BillToContactMobilePhoneNoLbl>BillToContactMobilePhoneNoLbl</BillToContactMobilePhoneNoLbl>
+    <BillToContactPhoneNo>BillToContactPhoneNo</BillToContactPhoneNo>
+    <BillToContactPhoneNoLbl>BillToContactPhoneNoLbl</BillToContactPhoneNoLbl>
+    <CompanyAddress1>CompanyAddress1</CompanyAddress1>
+    <CompanyAddress2>CompanyAddress2</CompanyAddress2>
+    <CompanyAddress3>CompanyAddress3</CompanyAddress3>
+    <CompanyAddress4>CompanyAddress4</CompanyAddress4>
+    <CompanyAddress5>CompanyAddress5</CompanyAddress5>
+    <CompanyAddress6>CompanyAddress6</CompanyAddress6>
+    <CompanyAddress7>CompanyAddress7</CompanyAddress7>
+    <CompanyAddress8>CompanyAddress8</CompanyAddress8>
+    <CompanyEMail>CompanyEMail</CompanyEMail>
+    <CompanyHomePage>CompanyHomePage</CompanyHomePage>
+    <CompanyLegalOffice>CompanyLegalOffice</CompanyLegalOffice>
+    <CompanyLegalOfficeLbl>CompanyLegalOfficeLbl</CompanyLegalOfficeLbl>
+    <CompanyPhoneNo>CompanyPhoneNo</CompanyPhoneNo>
+    <CompanyPhoneNoLbl>CompanyPhoneNoLbl</CompanyPhoneNoLbl>
+    <CompanyPicture/>
+    <CompanyVATRegNo>CompanyVATRegNo</CompanyVATRegNo>
+    <CountryOfManufactuctureLbl>CountryOfManufactuctureLbl</CountryOfManufactuctureLbl>
+    <Currency>Currency</Currency>
+    <CurrencyLbl>CurrencyLbl</CurrencyLbl>
+    <CustomerAddress1>CustomerAddress1</CustomerAddress1>
+    <CustomerAddress2>CustomerAddress2</CustomerAddress2>
+    <CustomerAddress3>CustomerAddress3</CustomerAddress3>
+    <CustomerAddress4>CustomerAddress4</CustomerAddress4>
+    <CustomerAddress5>CustomerAddress5</CustomerAddress5>
+    <CustomerAddress6>CustomerAddress6</CustomerAddress6>
+    <CustomerAddress7>CustomerAddress7</CustomerAddress7>
+    <CustomerAddress8>CustomerAddress8</CustomerAddress8>
+    <CustomerVATRegistrationNoLbl>CustomerVATRegistrationNoLbl</CustomerVATRegistrationNoLbl>
+    <CustomerVATRegNo>CustomerVATRegNo</CustomerVATRegNo>
+    <DeclartionLbl>DeclartionLbl</DeclartionLbl>
+    <DocumentDate>DocumentDate</DocumentDate>
+    <DocumentNo>DocumentNo</DocumentNo>
+    <DocumentTitleLbl>DocumentTitleLbl</DocumentTitleLbl>
+    <EMailLbl>EMailLbl</EMailLbl>
+    <ExternalDocumentNo>ExternalDocumentNo</ExternalDocumentNo>
+    <ExternalDocumentNoLbl>ExternalDocumentNoLbl</ExternalDocumentNoLbl>
+    <HomePageLbl>HomePageLbl</HomePageLbl>
+    <ItemLbl>ItemLbl</ItemLbl>
+    <NetWeightLbl>NetWeightLbl</NetWeightLbl>
+    <PageLbl>PageLbl</PageLbl>
+    <QuantityLbl>QuantityLbl</QuantityLbl>
+    <SalesPersonLbl>SalesPersonLbl</SalesPersonLbl>
+    <SalesPersonName>SalesPersonName</SalesPersonName>
+    <SellToContactEmail>SellToContactEmail</SellToContactEmail>
+    <SellToContactEmailLbl>SellToContactEmailLbl</SellToContactEmailLbl>
+    <SellToContactMobilePhoneNo>SellToContactMobilePhoneNo</SellToContactMobilePhoneNo>
+    <SellToContactMobilePhoneNoLbl>SellToContactMobilePhoneNoLbl</SellToContactMobilePhoneNoLbl>
+    <SellToContactPhoneNo>SellToContactPhoneNo</SellToContactPhoneNo>
+    <SellToContactPhoneNoLbl>SellToContactPhoneNoLbl</SellToContactPhoneNoLbl>
+    <ShipmentMethodDescription>ShipmentMethodDescription</ShipmentMethodDescription>
+    <ShipmentMethodDescriptionLbl>ShipmentMethodDescriptionLbl</ShipmentMethodDescriptionLbl>
+    <ShowWorkDescription>ShowWorkDescription</ShowWorkDescription>
+    <SignatureLbl>SignatureLbl</SignatureLbl>
+    <SignatureNameLbl>SignatureNameLbl</SignatureNameLbl>
+    <SignaturePositionLbl>SignaturePositionLbl</SignaturePositionLbl>
+    <TariffLbl>TariffLbl</TariffLbl>
+    <TotalAmountInclVATLbl>TotalAmountInclVATLbl</TotalAmountInclVATLbl>
+    <TotalAmountLbl>TotalAmountLbl</TotalAmountLbl>
+    <TotalWeightLbl>TotalWeightLbl</TotalWeightLbl>
+    <UnitPriceLbl>UnitPriceLbl</UnitPriceLbl>
+    <VATAmountLbl>VATAmountLbl</VATAmountLbl>
+    <VATPctLbl>VATPctLbl</VATPctLbl>
+    <VATRegNoLbl>VATRegNoLbl</VATRegNoLbl>
+    <YourReference>YourReference</YourReference>
+    <YourReferenceLbl>YourReferenceLbl</YourReferenceLbl>
+    <Line>
+      <CountryOfManufacturing>CountryOfManufacturing</CountryOfManufacturing>
+      <ItemDescription>ItemDescription</ItemDescription>
+      <LineAmount>LineAmount</LineAmount>
+      <NetWeight>NetWeight</NetWeight>
+      <Price>Price</Price>
+      <Quantity>Quantity</Quantity>
+      <Tariff>Tariff</Tariff>
+      <VATAmount>VATAmount</VATAmount>
+      <VATPct>VATPct</VATPct>
+    </Line>
+    <WorkDescriptionLines>
+      <WorkDescriptionLine>WorkDescriptionLine</WorkDescriptionLine>
+      <WorkDescriptionLineNumber>WorkDescriptionLineNumber</WorkDescriptionLineNumber>
+    </WorkDescriptionLines>
+    <Totals>
+      <TotalAmountInclVAT>TotalAmountInclVAT</TotalAmountInclVAT>
+      <TotalValue>TotalValue</TotalValue>
+      <TotalVATAmount>TotalVATAmount</TotalVATAmount>
+      <TotalWeight>TotalWeight</TotalWeight>
+    </Totals>
+  </Header>
+</NavWordReportXmlPart>
 </file>
 
 <file path=customXml/item2.xml><?xml version="1.0" encoding="utf-8"?>
